--- a/docs/source/수달_라이프_주요_내용_통합정리서_v1.2.docx
+++ b/docs/source/수달_라이프_주요_내용_통합정리서_v1.2.docx
@@ -274,7 +274,7 @@
                 <w:b w:val="0"/>
                 <w:sz w:val="17"/>
               </w:rPr>
-              <w:t>생활 수리·생활관리·긴급출동·정기구독·인테리어 수요자와 전문 공급자를 연결하는 중개형 O2O 플랫폼</w:t>
+              <w:t>생활 수리·생활관리·긴급출동·정기구독·인테리어 수요자와 전문 전문가를 연결하는 중개형 O2O 플랫폼</w:t>
             </w:r>
           </w:p>
         </w:tc>
@@ -331,7 +331,7 @@
                 <w:b w:val="0"/>
                 <w:sz w:val="17"/>
               </w:rPr>
-              <w:t>수요자, 공급자, 본사 관리자</w:t>
+              <w:t>수요자, 전문가, 본사 관리자</w:t>
             </w:r>
           </w:p>
         </w:tc>
@@ -600,7 +600,7 @@
           <w:b w:val="0"/>
           <w:sz w:val="18"/>
         </w:rPr>
-        <w:t>공급자는 카테고리별 출장 가능지역을 전국 시·군·구 단위로 복수 선택한다.</w:t>
+        <w:t>전문가는 카테고리별 출장 가능지역을 전국 시·군·구 단위로 복수 선택한다.</w:t>
       </w:r>
     </w:p>
     <w:p>
@@ -614,7 +614,7 @@
           <w:b w:val="0"/>
           <w:sz w:val="18"/>
         </w:rPr>
-        <w:t>수요자가 요청을 공개하면 카테고리와 서비스 지역이 일치하는 승인 공급자에게 알림톡을 자동 발송한다.</w:t>
+        <w:t>수요자가 요청을 공개하면 카테고리와 서비스 지역이 일치하는 승인 전문가에게 알림톡을 자동 발송한다.</w:t>
       </w:r>
     </w:p>
     <w:p>
@@ -628,7 +628,7 @@
           <w:b w:val="0"/>
           <w:sz w:val="18"/>
         </w:rPr>
-        <w:t>공급자 관련 모든 화면에는 수달등급(수달신뢰점수)를 항상 표시하며, 기본 목록 정렬은 높은 순이다.</w:t>
+        <w:t>전문가 관련 모든 화면에는 수달등급(수달신뢰점수)를 항상 표시하며, 기본 목록 정렬은 높은 순이다.</w:t>
       </w:r>
     </w:p>
     <w:p>
@@ -642,7 +642,7 @@
           <w:b w:val="0"/>
           <w:sz w:val="18"/>
         </w:rPr>
-        <w:t>정기구독은 수요자 모집 등록 → 공급자 지원 → 수요자 비교·채택 → 본사 수납 → 방문 상호인증 → 월말 정산 구조이다.</w:t>
+        <w:t>정기구독은 수요자 모집 등록 → 전문가 지원 → 수요자 비교·채택 → 본사 수납 → 방문 상호인증 → 월말 정산 구조이다.</w:t>
       </w:r>
     </w:p>
     <w:p>
@@ -669,7 +669,7 @@
         <w:pStyle w:val="ListBullet"/>
       </w:pPr>
       <w:r>
-        <w:t>완료된 수리·생활서비스는 수요자와 공급자 양측의 이력으로 자동 축적하며, 필요 시 시설·제품 단위 이력카드와 연결해 작업내용·금액·사진·보증·A/S 이력을 연속 관리한다.</w:t>
+        <w:t>완료된 수리·생활서비스는 수요자와 전문가 양측의 이력으로 자동 축적하며, 필요 시 시설·제품 단위 이력카드와 연결해 작업내용·금액·사진·보증·A/S 이력을 연속 관리한다.</w:t>
       </w:r>
     </w:p>
     <w:p>
@@ -691,7 +691,7 @@
           <w:b w:val="0"/>
           <w:sz w:val="19"/>
         </w:rPr>
-        <w:t>수달 라이프는 생활 속 수리와 관리서비스를 필요로 하는 수요자와, 지역에서 실제 서비스를 제공할 수 있는 공급자를 연결한다. 단순 최저가 중개가 아니라 공급자의 신뢰도, 서비스 이력, 자격·보험, 수행능력과 가격조건을 함께 비교하도록 설계한다.</w:t>
+        <w:t>수달 라이프는 생활 속 수리와 관리서비스를 필요로 하는 수요자와, 지역에서 실제 서비스를 제공할 수 있는 전문가를 연결한다. 단순 최저가 중개가 아니라 전문가의 신뢰도, 서비스 이력, 자격·보험, 수행능력과 가격조건을 함께 비교하도록 설계한다.</w:t>
       </w:r>
     </w:p>
     <w:p>
@@ -1046,7 +1046,7 @@
                 <w:b w:val="0"/>
                 <w:sz w:val="17"/>
               </w:rPr>
-              <w:t>수요자 모집 → 공급자 지원 → 채택 → 반복수행</w:t>
+              <w:t>수요자 모집 → 전문가 지원 → 채택 → 반복수행</w:t>
             </w:r>
           </w:p>
         </w:tc>
@@ -1775,7 +1775,7 @@
           </w:tcPr>
           <w:p>
             <w:r>
-              <w:t>서비스 요청·희망조건 등록, 견적/지원자 비교, 공급자 채택, 완료확인, 후기·분쟁 신청, 본인 수리·서비스 이력 및 시설·제품 이력카드 조회·관리</w:t>
+              <w:t>서비스 요청·희망조건 등록, 견적/지원자 비교, 전문가 채택, 완료확인, 후기·분쟁 신청, 본인 수리·서비스 이력 및 시설·제품 이력카드 조회·관리</w:t>
             </w:r>
           </w:p>
         </w:tc>
@@ -1822,7 +1822,7 @@
                 <w:color w:val="153B4C"/>
                 <w:sz w:val="17"/>
               </w:rPr>
-              <w:t>공급자</w:t>
+              <w:t>전문가</w:t>
             </w:r>
           </w:p>
         </w:tc>
@@ -2036,7 +2036,7 @@
           <w:b w:val="0"/>
           <w:sz w:val="18"/>
         </w:rPr>
-        <w:t>공급자 채택 전에는 수요자의 상세주소, 연락처, 정확한 동·호수 등 식별정보를 공개하지 않는다.</w:t>
+        <w:t>전문가 채택 전에는 수요자의 상세주소, 연락처, 정확한 동·호수 등 식별정보를 공개하지 않는다.</w:t>
       </w:r>
     </w:p>
     <w:p>
@@ -2494,7 +2494,7 @@
                 <w:color w:val="153B4C"/>
                 <w:sz w:val="17"/>
               </w:rPr>
-              <w:t>공급자 요건</w:t>
+              <w:t>전문가 요건</w:t>
             </w:r>
           </w:p>
         </w:tc>
@@ -2721,7 +2721,7 @@
                 <w:b w:val="0"/>
                 <w:sz w:val="17"/>
               </w:rPr>
-              <w:t>공급자가 카테고리별로 복수 선택</w:t>
+              <w:t>전문가가 카테고리별로 복수 선택</w:t>
             </w:r>
           </w:p>
         </w:tc>
@@ -2833,7 +2833,7 @@
                 <w:b w:val="0"/>
                 <w:sz w:val="17"/>
               </w:rPr>
-              <w:t>활성 카테고리 + 공급자 승인 + 해당 시·군·구 + 미제재 + 알림수신 가능</w:t>
+              <w:t>활성 카테고리 + 전문가 승인 + 해당 시·군·구 + 미제재 + 알림수신 가능</w:t>
             </w:r>
           </w:p>
         </w:tc>
@@ -3003,7 +3003,7 @@
                 <w:color w:val="187A7A"/>
                 <w:sz w:val="20"/>
               </w:rPr>
-              <w:t>공통 핵심 흐름  요청 등록 → 대상 공급자 추출 → 알림톡 → 공급자 견적/지원 → 수달신뢰점수순 비교 → 수요자 채택 → 계약·수행 → 상호완료 → 수수료·정산 → 후기·신뢰점수 반영</w:t>
+              <w:t>공통 핵심 흐름  요청 등록 → 대상 전문가 추출 → 알림톡 → 전문가 견적/지원 → 수달신뢰점수순 비교 → 수요자 채택 → 계약·수행 → 상호완료 → 수수료·정산 → 후기·신뢰점수 반영</w:t>
             </w:r>
             <w:r>
               <w:rPr>
@@ -3266,7 +3266,7 @@
                 <w:b w:val="0"/>
                 <w:sz w:val="17"/>
               </w:rPr>
-              <w:t>카테고리와 시·군·구가 일치하는 공급자에게 알림톡·웹알림 발송</w:t>
+              <w:t>카테고리와 시·군·구가 일치하는 전문가에게 알림톡·웹알림 발송</w:t>
             </w:r>
           </w:p>
         </w:tc>
@@ -3323,7 +3323,7 @@
                 <w:b w:val="0"/>
                 <w:sz w:val="17"/>
               </w:rPr>
-              <w:t>공급자가 가격, 작업범위, 가능일, 예상시간, A/S 조건을 포함한 견적 제출</w:t>
+              <w:t>전문가가 가격, 작업범위, 가능일, 예상시간, A/S 조건을 포함한 견적 제출</w:t>
             </w:r>
           </w:p>
         </w:tc>
@@ -3378,7 +3378,7 @@
                 <w:b w:val="0"/>
                 <w:sz w:val="17"/>
               </w:rPr>
-              <w:t>수요자가 수달신뢰점수 높은 순의 견적을 비교하고 공급자 채택</w:t>
+              <w:t>수요자가 수달신뢰점수 높은 순의 견적을 비교하고 전문가 채택</w:t>
             </w:r>
           </w:p>
         </w:tc>
@@ -3490,7 +3490,7 @@
                 <w:b w:val="0"/>
                 <w:sz w:val="17"/>
               </w:rPr>
-              <w:t>공급자 완료증빙과 수요자 완료확인 후 후기·신뢰점수·수수료 처리</w:t>
+              <w:t>전문가 완료증빙과 수요자 완료확인 후 후기·신뢰점수·수수료 처리</w:t>
             </w:r>
           </w:p>
         </w:tc>
@@ -3745,7 +3745,7 @@
                 <w:b w:val="0"/>
                 <w:sz w:val="17"/>
               </w:rPr>
-              <w:t>긴급 가능·현재 가용·지역·카테고리가 맞는 공급자에게 높은 우선순위로 알림</w:t>
+              <w:t>긴급 가능·현재 가용·지역·카테고리가 맞는 전문가에게 높은 우선순위로 알림</w:t>
             </w:r>
           </w:p>
         </w:tc>
@@ -3802,7 +3802,7 @@
                 <w:b w:val="0"/>
                 <w:sz w:val="17"/>
               </w:rPr>
-              <w:t>공급자가 도착예정시간(ETA), 출동비, 예상 작업범위를 제안</w:t>
+              <w:t>전문가가 도착예정시간(ETA), 출동비, 예상 작업범위를 제안</w:t>
             </w:r>
           </w:p>
         </w:tc>
@@ -3969,7 +3969,7 @@
                 <w:b w:val="0"/>
                 <w:sz w:val="17"/>
               </w:rPr>
-              <w:t>1차 미응답 시 정책에 따라 인접 권역 또는 추가 공급자로 단계 확대</w:t>
+              <w:t>1차 미응답 시 정책에 따라 인접 권역 또는 추가 전문가로 단계 확대</w:t>
             </w:r>
           </w:p>
         </w:tc>
@@ -3999,7 +3999,7 @@
           <w:b w:val="0"/>
           <w:sz w:val="19"/>
         </w:rPr>
-        <w:t>현장확인이 필요한 협의견적형 서비스로 운영한다. 요청서에는 공사범위, 면적, 현장조건, 예산, 희망기간, 도면·사진을 포함하며 상담·현장방문·비교견적·계약·공정단계·검수·A/S 이력을 관리한다. 공급자 정보와 견적 목록에는 동일하게 수달등급를 상시 표시하고 기본 정렬을 적용한다.</w:t>
+        <w:t>현장확인이 필요한 협의견적형 서비스로 운영한다. 요청서에는 공사범위, 면적, 현장조건, 예산, 희망기간, 도면·사진을 포함하며 상담·현장방문·비교견적·계약·공정단계·검수·A/S 이력을 관리한다. 전문가 정보와 견적 목록에는 동일하게 수달등급를 상시 표시하고 기본 정렬을 적용한다.</w:t>
       </w:r>
     </w:p>
     <w:p>
@@ -4017,7 +4017,7 @@
     </w:p>
     <w:p>
       <w:r>
-        <w:t>완료된 거래는 단순 종료 건으로 보관하지 않고 수요자와 공급자 양측의 장기 서비스 이력으로 축적한다. 수요자는 본인·가정·사업장의 시설 또는 제품별로 과거 수리, 교체, 청소, 점검, A/S 내용을 조회하고, 공급자는 본인이 수행한 작업과 보증·A/S 이력을 조회한다. 이력은 원 거래·견적·완료증빙과 연결되며 임의로 과거 사실을 덮어쓰지 않는다.</w:t>
+        <w:t>완료된 거래는 단순 종료 건으로 보관하지 않고 수요자와 전문가 양측의 장기 서비스 이력으로 축적한다. 수요자는 본인·가정·사업장의 시설 또는 제품별로 과거 수리, 교체, 청소, 점검, A/S 내용을 조회하고, 전문가는 본인이 수행한 작업과 보증·A/S 이력을 조회한다. 이력은 원 거래·견적·완료증빙과 연결되며 임의로 과거 사실을 덮어쓰지 않는다.</w:t>
       </w:r>
     </w:p>
     <w:tbl>
@@ -4158,7 +4158,7 @@
               <w:rPr>
                 <w:sz w:val="18"/>
               </w:rPr>
-              <w:t>완료된 거래를 날짜·카테고리·시설/제품·공급자·금액·상태별로 조회</w:t>
+              <w:t>완료된 거래를 날짜·카테고리·시설/제품·전문가·금액·상태별로 조회</w:t>
             </w:r>
           </w:p>
         </w:tc>
@@ -4206,7 +4206,7 @@
               <w:rPr>
                 <w:sz w:val="18"/>
               </w:rPr>
-              <w:t>공급자 작업·수리 이력</w:t>
+              <w:t>전문가 작업·수리 이력</w:t>
             </w:r>
           </w:p>
         </w:tc>
@@ -4465,7 +4465,7 @@
               <w:rPr>
                 <w:sz w:val="18"/>
               </w:rPr>
-              <w:t>AI는 권고·요약만 수행하고 최종 판단은 사용자/공급자/관리자가 수행</w:t>
+              <w:t>AI는 권고·요약만 수행하고 최종 판단은 사용자/전문가/관리자가 수행</w:t>
             </w:r>
           </w:p>
         </w:tc>
@@ -4498,7 +4498,7 @@
           <w:b w:val="0"/>
           <w:sz w:val="19"/>
         </w:rPr>
-        <w:t>정기구독은 본사가 허용 카테고리를 등록하고, 수요자가 실제 필요한 서비스와 비용·일정을 모집글 형태로 제시하며, 조건이 맞는 공급자가 지원하고 수요자가 최종 채택하는 구조이다.</w:t>
+        <w:t>정기구독은 본사가 허용 카테고리를 등록하고, 수요자가 실제 필요한 서비스와 비용·일정을 모집글 형태로 제시하며, 조건이 맞는 전문가가 지원하고 수요자가 최종 채택하는 구조이다.</w:t>
       </w:r>
     </w:p>
     <w:tbl>
@@ -4844,7 +4844,7 @@
                 <w:b w:val="0"/>
                 <w:sz w:val="16"/>
               </w:rPr>
-              <w:t>카테고리 + 시·군·구 + 공급자 가용요일·시간이 맞는 공급자에게 알림톡 발송</w:t>
+              <w:t>카테고리 + 시·군·구 + 전문가 가용요일·시간이 맞는 전문가에게 알림톡 발송</w:t>
             </w:r>
           </w:p>
         </w:tc>
@@ -4901,7 +4901,7 @@
                 <w:b w:val="0"/>
                 <w:sz w:val="16"/>
               </w:rPr>
-              <w:t>공급자</w:t>
+              <w:t>전문가</w:t>
             </w:r>
           </w:p>
         </w:tc>
@@ -5148,7 +5148,7 @@
                 <w:b w:val="0"/>
                 <w:sz w:val="16"/>
               </w:rPr>
-              <w:t>공급자</w:t>
+              <w:t>전문가</w:t>
             </w:r>
           </w:p>
         </w:tc>
@@ -5258,7 +5258,7 @@
                 <w:b w:val="0"/>
                 <w:sz w:val="16"/>
               </w:rPr>
-              <w:t>공급자는 사진·체크리스트로 완료 인증, 수요자도 완료 여부 확인</w:t>
+              <w:t>전문가는 사진·체크리스트로 완료 인증, 수요자도 완료 여부 확인</w:t>
             </w:r>
           </w:p>
         </w:tc>
@@ -5339,7 +5339,7 @@
                 <w:b w:val="0"/>
                 <w:sz w:val="16"/>
               </w:rPr>
-              <w:t>상호 인증된 회차만 월말 정산에 포함하고 수수료 공제 후 공급자 인증계좌 지급</w:t>
+              <w:t>상호 인증된 회차만 월말 정산에 포함하고 수수료 공제 후 전문가 인증계좌 지급</w:t>
             </w:r>
           </w:p>
         </w:tc>
@@ -5401,7 +5401,7 @@
                 <w:color w:val="153B4C"/>
                 <w:sz w:val="19"/>
               </w:rPr>
-              <w:t>본사 구독료 수납 → 방문 상호 인증 → 월말 카테고리별 수수료 공제 → 관리자 승인 → 공급자 정산</w:t>
+              <w:t>본사 구독료 수납 → 방문 상호 인증 → 월말 카테고리별 수수료 공제 → 관리자 승인 → 전문가 정산</w:t>
             </w:r>
           </w:p>
         </w:tc>
@@ -5451,7 +5451,7 @@
           <w:b w:val="0"/>
           <w:sz w:val="18"/>
         </w:rPr>
-        <w:t>일회성 서비스는 기존 원칙대로 수요자가 공급자에게 직접 결제하는 구조를 유지하되, 카테고리별 정책으로 결제모듈을 확장할 수 있게 설계한다.</w:t>
+        <w:t>일회성 서비스는 기존 원칙대로 수요자가 전문가에게 직접 결제하는 구조를 유지하되, 카테고리별 정책으로 결제모듈을 확장할 수 있게 설계한다.</w:t>
       </w:r>
     </w:p>
     <w:p>
@@ -5470,7 +5470,7 @@
     </w:p>
     <w:p>
       <w:r>
-        <w:t>수달등급은 공급자의 인증정보, 견적 응답률, 방문 약속 준수율, 서비스 완료율, 고객평가, 분쟁 및 제재 이력 등을 종합한 수달신뢰점수(0~100점)를 기준으로 산정하는 수달 라이프의 독자적인 공급자 신뢰등급이다. 고객 화면에는 등급·신뢰점수·완료 건수·평점·약속 준수율 등 주요 실적을 함께 표시한다.</w:t>
+        <w:t>수달등급은 전문가의 인증정보, 견적 응답률, 방문 약속 준수율, 서비스 완료율, 고객평가, 분쟁 및 제재 이력 등을 종합한 수달신뢰점수(0~100점)를 기준으로 산정하는 수달 라이프의 독자적인 전문가 신뢰등급이다. 고객 화면에는 등급·신뢰점수·완료 건수·평점·약속 준수율 등 주요 실적을 함께 표시한다.</w:t>
       </w:r>
     </w:p>
     <w:tbl>
@@ -5706,7 +5706,7 @@
               <w:rPr>
                 <w:sz w:val="17"/>
               </w:rPr>
-              <w:t>서비스 이행과 고객평가가 안정적인 공급자</w:t>
+              <w:t>서비스 이행과 고객평가가 안정적인 전문가</w:t>
             </w:r>
           </w:p>
         </w:tc>
@@ -5815,7 +5815,7 @@
               <w:rPr>
                 <w:sz w:val="17"/>
               </w:rPr>
-              <w:t>장기간 우수한 활동과 신뢰를 유지한 최상위 공급자</w:t>
+              <w:t>장기간 우수한 활동과 신뢰를 유지한 최상위 전문가</w:t>
             </w:r>
           </w:p>
         </w:tc>
@@ -5854,7 +5854,7 @@
                 <w:color w:val="187A7A"/>
                 <w:sz w:val="20"/>
               </w:rPr>
-              <w:t>표시 원칙  공급자 정보가 카드형·목록형·표형·상세형 중 어떤 방식으로 노출되더라도 수달등급는 선택적으로 숨길 수 없는 필수 공통항목이다.</w:t>
+              <w:t>표시 원칙  전문가 정보가 카드형·목록형·표형·상세형 중 어떤 방식으로 노출되더라도 수달등급는 선택적으로 숨길 수 없는 필수 공통항목이다.</w:t>
             </w:r>
             <w:r>
               <w:rPr>
@@ -5970,7 +5970,7 @@
                 <w:color w:val="153B4C"/>
                 <w:sz w:val="17"/>
               </w:rPr>
-              <w:t>공급자 검색·추천</w:t>
+              <w:t>전문가 검색·추천</w:t>
             </w:r>
           </w:p>
         </w:tc>
@@ -6053,7 +6053,7 @@
                 <w:b w:val="0"/>
                 <w:sz w:val="17"/>
               </w:rPr>
-              <w:t>공급자명 옆 배지 표시, 높은 순 기본정렬</w:t>
+              <w:t>전문가명 옆 배지 표시, 높은 순 기본정렬</w:t>
             </w:r>
           </w:p>
         </w:tc>
@@ -6277,7 +6277,7 @@
                 <w:b w:val="0"/>
                 <w:sz w:val="17"/>
               </w:rPr>
-              <w:t>담당 공급자 정보에 계속 표시</w:t>
+              <w:t>담당 전문가 정보에 계속 표시</w:t>
             </w:r>
           </w:p>
         </w:tc>
@@ -6306,7 +6306,7 @@
                 <w:color w:val="153B4C"/>
                 <w:sz w:val="17"/>
               </w:rPr>
-              <w:t>신규 공급자</w:t>
+              <w:t>신규 전문가</w:t>
             </w:r>
           </w:p>
         </w:tc>
@@ -6362,7 +6362,7 @@
           <w:b w:val="0"/>
           <w:sz w:val="19"/>
         </w:rPr>
-        <w:t>공급자 관련 수요자 화면의 기본 정렬은 수달신뢰점수 내림차순이다. 동일 점수일 때는 완료율 → 평점 → 응답속도 → 거리 → 최근 활동 순으로 정한다. 가격순·평점순 등은 보조 정렬로 제공할 수 있으나 기본값은 수달신뢰점수 높은 순이다.</w:t>
+        <w:t>전문가 관련 수요자 화면의 기본 정렬은 수달신뢰점수 내림차순이다. 동일 점수일 때는 완료율 → 평점 → 응답속도 → 거리 → 최근 활동 순으로 정한다. 가격순·평점순 등은 보조 정렬로 제공할 수 있으나 기본값은 수달신뢰점수 높은 순이다.</w:t>
       </w:r>
     </w:p>
     <w:p>
@@ -6384,7 +6384,7 @@
           <w:b w:val="0"/>
           <w:sz w:val="19"/>
         </w:rPr>
-        <w:t>관리자 장애·분쟁·회계·정산 큐처럼 업무누락 방지를 위해 기한이나 긴급도가 우선인 목록은 정렬 예외로 한다. 다만 공급자 정보 열에는 수달등급과 수달신뢰점수를 그대로 표시한다.</w:t>
+        <w:t>관리자 장애·분쟁·회계·정산 큐처럼 업무누락 방지를 위해 기한이나 긴급도가 우선인 목록은 정렬 예외로 한다. 다만 전문가 정보 열에는 수달등급과 수달신뢰점수를 그대로 표시한다.</w:t>
       </w:r>
     </w:p>
     <w:p>
@@ -6411,7 +6411,7 @@
           <w:b w:val="0"/>
           <w:sz w:val="19"/>
         </w:rPr>
-        <w:t>표준금액은 공급자가 반드시 따라야 하는 고정가격이 아니라 수요자의 예상비용 안내, 공급자 견적 참고, 비정상 견적 탐지, 견적수수료·구독료 산정에 사용하는 본사 권장 기준이다. 화면에서는 “예상비용” 또는 “권장가격”으로 표현한다.</w:t>
+        <w:t>표준금액은 전문가가 반드시 따라야 하는 고정가격이 아니라 수요자의 예상비용 안내, 전문가 견적 참고, 비정상 견적 탐지, 견적수수료·구독료 산정에 사용하는 본사 권장 기준이다. 화면에서는 “예상비용” 또는 “권장가격”으로 표현한다.</w:t>
       </w:r>
     </w:p>
     <w:p>
@@ -7494,7 +7494,7 @@
           <w:b w:val="0"/>
           <w:sz w:val="18"/>
         </w:rPr>
-        <w:t>채택·계약 시 표준금액, 공급자 견적, 수수료, 세금, A/S 조건을 거래 스냅샷으로 고정한다.</w:t>
+        <w:t>채택·계약 시 표준금액, 전문가 견적, 수수료, 세금, A/S 조건을 거래 스냅샷으로 고정한다.</w:t>
       </w:r>
     </w:p>
     <w:p>
@@ -8214,7 +8214,7 @@
                 <w:color w:val="FFFFFF"/>
                 <w:sz w:val="16"/>
               </w:rPr>
-              <w:t>대상 공급자</w:t>
+              <w:t>대상 전문가</w:t>
             </w:r>
           </w:p>
         </w:tc>
@@ -8297,7 +8297,7 @@
                 <w:b w:val="0"/>
                 <w:sz w:val="16"/>
               </w:rPr>
-              <w:t>승인·활성 공급자 중 카테고리와 시·군·구 일치</w:t>
+              <w:t>승인·활성 전문가 중 카테고리와 시·군·구 일치</w:t>
             </w:r>
           </w:p>
         </w:tc>
@@ -8572,7 +8572,7 @@
                 <w:b w:val="0"/>
                 <w:sz w:val="16"/>
               </w:rPr>
-              <w:t>공급자, 수달등급, 견적/제안금액, 가능일</w:t>
+              <w:t>전문가, 수달등급, 견적/제안금액, 가능일</w:t>
             </w:r>
           </w:p>
         </w:tc>
@@ -8710,7 +8710,7 @@
                 <w:b w:val="0"/>
                 <w:sz w:val="16"/>
               </w:rPr>
-              <w:t>공급자</w:t>
+              <w:t>전문가</w:t>
             </w:r>
           </w:p>
         </w:tc>
@@ -8980,7 +8980,7 @@
                 <w:color w:val="153B4C"/>
                 <w:sz w:val="17"/>
               </w:rPr>
-              <w:t>공급자 반응형 웹앱</w:t>
+              <w:t>전문가 반응형 웹앱</w:t>
             </w:r>
           </w:p>
         </w:tc>
@@ -9970,7 +9970,7 @@
                 <w:color w:val="153B4C"/>
                 <w:sz w:val="16"/>
               </w:rPr>
-              <w:t>공급자 미방문</w:t>
+              <w:t>전문가 미방문</w:t>
             </w:r>
           </w:p>
         </w:tc>
@@ -10022,7 +10022,7 @@
                 <w:b w:val="0"/>
                 <w:sz w:val="16"/>
               </w:rPr>
-              <w:t>대체공급자 모집, 환불, 신뢰점수 사건 반영</w:t>
+              <w:t>대체전문가 모집, 환불, 신뢰점수 사건 반영</w:t>
             </w:r>
           </w:p>
         </w:tc>
@@ -10079,7 +10079,7 @@
                 <w:b w:val="0"/>
                 <w:sz w:val="16"/>
               </w:rPr>
-              <w:t>공급자 도착인증·대기시간 확인</w:t>
+              <w:t>전문가 도착인증·대기시간 확인</w:t>
             </w:r>
           </w:p>
         </w:tc>
@@ -10694,7 +10694,7 @@
                 <w:b w:val="0"/>
                 <w:sz w:val="16"/>
               </w:rPr>
-              <w:t>회원·권한, 카테고리, 행정구역, 공급자 출장지역·가용시간</w:t>
+              <w:t>회원·권한, 카테고리, 행정구역, 전문가 출장지역·가용시간</w:t>
             </w:r>
           </w:p>
         </w:tc>
@@ -10720,7 +10720,7 @@
                 <w:b w:val="0"/>
                 <w:sz w:val="16"/>
               </w:rPr>
-              <w:t>관리자 등록과 공급자 설정 검증</w:t>
+              <w:t>관리자 등록과 전문가 설정 검증</w:t>
             </w:r>
           </w:p>
         </w:tc>
@@ -11606,7 +11606,7 @@
                 <w:b w:val="0"/>
                 <w:sz w:val="17"/>
               </w:rPr>
-              <w:t>공급자 카테고리별 전국 시·군·구 출장지역 선택</w:t>
+              <w:t>전문가 카테고리별 전국 시·군·구 출장지역 선택</w:t>
             </w:r>
           </w:p>
         </w:tc>
@@ -11661,7 +11661,7 @@
                 <w:b w:val="0"/>
                 <w:sz w:val="17"/>
               </w:rPr>
-              <w:t>요청 공개 시 카테고리·지역 일치 공급자 알림톡</w:t>
+              <w:t>요청 공개 시 카테고리·지역 일치 전문가 알림톡</w:t>
             </w:r>
           </w:p>
         </w:tc>
@@ -11773,7 +11773,7 @@
                 <w:b w:val="0"/>
                 <w:sz w:val="17"/>
               </w:rPr>
-              <w:t>공급자 정보의 수달등급 상시 표시</w:t>
+              <w:t>전문가 정보의 수달등급 상시 표시</w:t>
             </w:r>
           </w:p>
         </w:tc>
@@ -11830,7 +11830,7 @@
                 <w:b w:val="0"/>
                 <w:sz w:val="17"/>
               </w:rPr>
-              <w:t>공급자·견적·지원자 목록 수달신뢰점수 높은 순</w:t>
+              <w:t>전문가·견적·지원자 목록 수달신뢰점수 높은 순</w:t>
             </w:r>
           </w:p>
         </w:tc>
@@ -11885,7 +11885,7 @@
                 <w:b w:val="0"/>
                 <w:sz w:val="17"/>
               </w:rPr>
-              <w:t>정기구독 수요자 모집·공급자 지원·수요자 채택</w:t>
+              <w:t>정기구독 수요자 모집·전문가 지원·수요자 채택</w:t>
             </w:r>
           </w:p>
         </w:tc>
@@ -11942,7 +11942,7 @@
                 <w:b w:val="0"/>
                 <w:sz w:val="17"/>
               </w:rPr>
-              <w:t>본사 구독료 수납·상호완료·월말 수수료 공제·공급자 지급</w:t>
+              <w:t>본사 구독료 수납·상호완료·월말 수수료 공제·전문가 지급</w:t>
             </w:r>
           </w:p>
         </w:tc>
@@ -12166,7 +12166,7 @@
                 <w:b w:val="0"/>
                 <w:sz w:val="17"/>
               </w:rPr>
-              <w:t>상세주소·연락처는 공급자 채택 전 비공개</w:t>
+              <w:t>상세주소·연락처는 전문가 채택 전 비공개</w:t>
             </w:r>
           </w:p>
         </w:tc>
@@ -12262,7 +12262,7 @@
               <w:rPr>
                 <w:sz w:val="18"/>
               </w:rPr>
-              <w:t>공급자 마이페이지에 본인 작업·수리 이력과 A/S 처리이력 제공</w:t>
+              <w:t>전문가 마이페이지에 본인 작업·수리 이력과 A/S 처리이력 제공</w:t>
             </w:r>
           </w:p>
         </w:tc>
